--- a/decision theory/Decision Theory module.docx
+++ b/decision theory/Decision Theory module.docx
@@ -82,7 +82,7 @@
         <w:pStyle w:val="FirstParagraph"/>
       </w:pPr>
       <w:r>
-        <w:t xml:space="preserve">Daniel C and Satya Benson (Williams College) wrote and taught the module. Satya Benson created and ran the Open-Source Prisoner’s Dilemma Tournament. Lecture slides (two decks), the reading list, and the tournament engine are part of the module package.</w:t>
+        <w:t xml:space="preserve">Daniel C and Satya Benson (Williams College) wrote and taught the module. Satya Benson created and ran the Open-Source Prisoner’s Dilemma Tournament. The lecture slides, reading list, and tournament handout are linked in the Content section below.</w:t>
       </w:r>
     </w:p>
     <w:bookmarkEnd w:id="20"/>
@@ -250,7 +250,7 @@
       </w:r>
     </w:p>
     <w:bookmarkEnd w:id="22"/>
-    <w:bookmarkStart w:id="42" w:name="content"/>
+    <w:bookmarkStart w:id="43" w:name="content"/>
     <w:p>
       <w:pPr>
         <w:pStyle w:val="Heading1"/>
@@ -264,12 +264,26 @@
         <w:pStyle w:val="FirstParagraph"/>
       </w:pPr>
       <w:r>
-        <w:t xml:space="preserve">Slides: Deck I (Decision Theory: CDT to UDT) and Deck II (Open-Source Game Theory, Commitment Races, and Safe Pareto Improvements), both in the package as PDF and editable LaTeX. Tournament handout:</w:t>
+        <w:t xml:space="preserve">Slides: Deck I (Decision Theory: CDT to UDT) and Deck II (Open-Source Game Theory, Commitment Races, and Safe Pareto Improvements), linked from the</w:t>
       </w:r>
       <w:r>
         <w:t xml:space="preserve"> </w:t>
       </w:r>
       <w:hyperlink r:id="rId23">
+        <w:r>
+          <w:rPr>
+            <w:rStyle w:val="Hyperlink"/>
+          </w:rPr>
+          <w:t xml:space="preserve">Decision Theory session page</w:t>
+        </w:r>
+      </w:hyperlink>
+      <w:r>
+        <w:t xml:space="preserve">. Tournament handout:</w:t>
+      </w:r>
+      <w:r>
+        <w:t xml:space="preserve"> </w:t>
+      </w:r>
+      <w:hyperlink r:id="rId24">
         <w:r>
           <w:rPr>
             <w:rStyle w:val="Hyperlink"/>
@@ -281,7 +295,7 @@
         <w:t xml:space="preserve">.</w:t>
       </w:r>
     </w:p>
-    <w:bookmarkStart w:id="26" w:name="fast-track"/>
+    <w:bookmarkStart w:id="27" w:name="fast-track"/>
     <w:p>
       <w:pPr>
         <w:pStyle w:val="Heading2"/>
@@ -360,7 +374,7 @@
       <w:r>
         <w:t xml:space="preserve"> </w:t>
       </w:r>
-      <w:hyperlink r:id="rId24">
+      <w:hyperlink r:id="rId25">
         <w:r>
           <w:rPr>
             <w:rStyle w:val="Hyperlink"/>
@@ -377,7 +391,7 @@
       <w:r>
         <w:t xml:space="preserve"> </w:t>
       </w:r>
-      <w:hyperlink r:id="rId25">
+      <w:hyperlink r:id="rId26">
         <w:r>
           <w:rPr>
             <w:rStyle w:val="Hyperlink"/>
@@ -419,8 +433,8 @@
         <w:t xml:space="preserve">is enough to engage with the ideas).</w:t>
       </w:r>
     </w:p>
-    <w:bookmarkEnd w:id="26"/>
-    <w:bookmarkStart w:id="37" w:name="main-content"/>
+    <w:bookmarkEnd w:id="27"/>
+    <w:bookmarkStart w:id="38" w:name="main-content"/>
     <w:p>
       <w:pPr>
         <w:pStyle w:val="Heading2"/>
@@ -511,7 +525,7 @@
         <w:t xml:space="preserve">.</w:t>
       </w:r>
     </w:p>
-    <w:bookmarkStart w:id="27" w:name="morning-lecture"/>
+    <w:bookmarkStart w:id="28" w:name="morning-lecture"/>
     <w:p>
       <w:pPr>
         <w:pStyle w:val="Heading3"/>
@@ -1127,8 +1141,8 @@
         <w:t xml:space="preserve">problems (where the world depends only on the agent’s input/output behaviour); the two demands such a criterion forces (coordinate across calls; detect an isomorphic copy of yourself) are exactly UDT 1.1 and FDT turned into a specification.</w:t>
       </w:r>
     </w:p>
-    <w:bookmarkEnd w:id="27"/>
-    <w:bookmarkStart w:id="33" w:name="reading-and-discussion"/>
+    <w:bookmarkEnd w:id="28"/>
+    <w:bookmarkStart w:id="34" w:name="reading-and-discussion"/>
     <w:p>
       <w:pPr>
         <w:pStyle w:val="Heading3"/>
@@ -1165,7 +1179,7 @@
         </w:numPr>
         <w:pStyle w:val="Compact"/>
       </w:pPr>
-      <w:hyperlink r:id="rId24">
+      <w:hyperlink r:id="rId25">
         <w:r>
           <w:rPr>
             <w:rStyle w:val="Hyperlink"/>
@@ -1188,7 +1202,7 @@
         </w:numPr>
         <w:pStyle w:val="Compact"/>
       </w:pPr>
-      <w:hyperlink r:id="rId25">
+      <w:hyperlink r:id="rId26">
         <w:r>
           <w:rPr>
             <w:rStyle w:val="Hyperlink"/>
@@ -1208,7 +1222,7 @@
         </w:numPr>
         <w:pStyle w:val="Compact"/>
       </w:pPr>
-      <w:hyperlink r:id="rId28">
+      <w:hyperlink r:id="rId29">
         <w:r>
           <w:rPr>
             <w:rStyle w:val="Hyperlink"/>
@@ -1228,7 +1242,7 @@
         </w:numPr>
         <w:pStyle w:val="Compact"/>
       </w:pPr>
-      <w:hyperlink r:id="rId29">
+      <w:hyperlink r:id="rId30">
         <w:r>
           <w:rPr>
             <w:rStyle w:val="Hyperlink"/>
@@ -1248,7 +1262,7 @@
         </w:numPr>
         <w:pStyle w:val="Compact"/>
       </w:pPr>
-      <w:hyperlink r:id="rId30">
+      <w:hyperlink r:id="rId31">
         <w:r>
           <w:rPr>
             <w:rStyle w:val="Hyperlink"/>
@@ -1304,7 +1318,7 @@
       <w:r>
         <w:t xml:space="preserve"> </w:t>
       </w:r>
-      <w:hyperlink r:id="rId31">
+      <w:hyperlink r:id="rId32">
         <w:r>
           <w:rPr>
             <w:rStyle w:val="Hyperlink"/>
@@ -1321,7 +1335,7 @@
       <w:r>
         <w:t xml:space="preserve"> </w:t>
       </w:r>
-      <w:hyperlink r:id="rId32">
+      <w:hyperlink r:id="rId33">
         <w:r>
           <w:rPr>
             <w:rStyle w:val="Hyperlink"/>
@@ -1333,8 +1347,8 @@
         <w:t xml:space="preserve">.</w:t>
       </w:r>
     </w:p>
-    <w:bookmarkEnd w:id="33"/>
-    <w:bookmarkStart w:id="34" w:name="afternoon-lecture"/>
+    <w:bookmarkEnd w:id="34"/>
+    <w:bookmarkStart w:id="35" w:name="afternoon-lecture"/>
     <w:p>
       <w:pPr>
         <w:pStyle w:val="Heading3"/>
@@ -1673,8 +1687,8 @@
         <w:t xml:space="preserve">(a research-frontier idea) restructures the interaction into two stages (exchange renegotiation programs, update on the actual one, then submit defaults), which breaks the entanglement and drops participation independence, at the cost of the tight floor. Teach the standard SPI result in full; present entanglement-free SPI briefly as the current frontier.</w:t>
       </w:r>
     </w:p>
-    <w:bookmarkEnd w:id="34"/>
-    <w:bookmarkStart w:id="35" w:name="the-tournament"/>
+    <w:bookmarkEnd w:id="35"/>
+    <w:bookmarkStart w:id="36" w:name="the-tournament"/>
     <w:p>
       <w:pPr>
         <w:pStyle w:val="Heading3"/>
@@ -1705,7 +1719,7 @@
       <w:r>
         <w:t xml:space="preserve"> </w:t>
       </w:r>
-      <w:hyperlink r:id="rId23">
+      <w:hyperlink r:id="rId24">
         <w:r>
           <w:rPr>
             <w:rStyle w:val="Hyperlink"/>
@@ -2214,8 +2228,8 @@
         <w:t xml:space="preserve">A strong submission embodies a clear decision-theoretic concept (commitment, transparency, the limits of self-reference, functional decision theory) and explains it, rather than chasing the leaderboard. The standout lesson is usually that FairBot-style conditional cooperation beats both naive cooperation (exploited) and naive defection (misses mutual cooperation) in League A, while robustness to noise dominates in League B.</w:t>
       </w:r>
     </w:p>
-    <w:bookmarkEnd w:id="35"/>
-    <w:bookmarkStart w:id="36" w:name="daily-checkpoint"/>
+    <w:bookmarkEnd w:id="36"/>
+    <w:bookmarkStart w:id="37" w:name="daily-checkpoint"/>
     <w:p>
       <w:pPr>
         <w:pStyle w:val="Heading3"/>
@@ -2343,9 +2357,9 @@
         <w:t xml:space="preserve">Answers: 1(b), 2(b), 3(b), 4(b), 5(b), 6(b).</w:t>
       </w:r>
     </w:p>
-    <w:bookmarkEnd w:id="36"/>
     <w:bookmarkEnd w:id="37"/>
-    <w:bookmarkStart w:id="41" w:name="learn-more"/>
+    <w:bookmarkEnd w:id="38"/>
+    <w:bookmarkStart w:id="42" w:name="learn-more"/>
     <w:p>
       <w:pPr>
         <w:pStyle w:val="Heading2"/>
@@ -2374,7 +2388,7 @@
       <w:r>
         <w:t xml:space="preserve"> </w:t>
       </w:r>
-      <w:hyperlink r:id="rId24">
+      <w:hyperlink r:id="rId25">
         <w:r>
           <w:rPr>
             <w:rStyle w:val="Hyperlink"/>
@@ -2409,7 +2423,7 @@
       <w:r>
         <w:t xml:space="preserve"> </w:t>
       </w:r>
-      <w:hyperlink r:id="rId38">
+      <w:hyperlink r:id="rId39">
         <w:r>
           <w:rPr>
             <w:rStyle w:val="Hyperlink"/>
@@ -2426,7 +2440,7 @@
       <w:r>
         <w:t xml:space="preserve"> </w:t>
       </w:r>
-      <w:hyperlink r:id="rId39">
+      <w:hyperlink r:id="rId40">
         <w:r>
           <w:rPr>
             <w:rStyle w:val="Hyperlink"/>
@@ -2440,7 +2454,7 @@
       <w:r>
         <w:t xml:space="preserve"> </w:t>
       </w:r>
-      <w:hyperlink r:id="rId31">
+      <w:hyperlink r:id="rId32">
         <w:r>
           <w:rPr>
             <w:rStyle w:val="Hyperlink"/>
@@ -2454,7 +2468,7 @@
       <w:r>
         <w:t xml:space="preserve"> </w:t>
       </w:r>
-      <w:hyperlink r:id="rId40">
+      <w:hyperlink r:id="rId41">
         <w:r>
           <w:rPr>
             <w:rStyle w:val="Hyperlink"/>
@@ -2502,9 +2516,9 @@
         <w:t xml:space="preserve">of coalitional structures); entanglement-free safe Pareto improvements; reflective oracles and program equilibrium as a single picture.</w:t>
       </w:r>
     </w:p>
-    <w:bookmarkEnd w:id="41"/>
     <w:bookmarkEnd w:id="42"/>
-    <w:bookmarkStart w:id="50" w:name="teaching-guide"/>
+    <w:bookmarkEnd w:id="43"/>
+    <w:bookmarkStart w:id="51" w:name="teaching-guide"/>
     <w:p>
       <w:pPr>
         <w:pStyle w:val="Heading1"/>
@@ -2521,7 +2535,7 @@
         <w:t xml:space="preserve">The day alternates lecture, reading-and-discussion, lecture, and a programming tournament. The tournament is the capstone, so introduce it early enough that students can think about bots through lunch.</w:t>
       </w:r>
     </w:p>
-    <w:bookmarkStart w:id="43" w:name="time-schedule"/>
+    <w:bookmarkStart w:id="44" w:name="time-schedule"/>
     <w:p>
       <w:pPr>
         <w:pStyle w:val="Heading2"/>
@@ -2610,8 +2624,8 @@
         <w:t xml:space="preserve">(Lecture plus discussion totals 3 hours in the morning; the afternoon is a 1-hour lecture and a 1-hour tournament. If the room writes bots quickly, spend the saved time on the tournament debrief, which is where the decision-theoretic lessons land.)</w:t>
       </w:r>
     </w:p>
-    <w:bookmarkEnd w:id="43"/>
-    <w:bookmarkStart w:id="44" w:name="required-materials"/>
+    <w:bookmarkEnd w:id="44"/>
+    <w:bookmarkStart w:id="45" w:name="required-materials"/>
     <w:p>
       <w:pPr>
         <w:pStyle w:val="Heading2"/>
@@ -2707,8 +2721,8 @@
         <w:t xml:space="preserve">Whiteboard for the discussion block.</w:t>
       </w:r>
     </w:p>
-    <w:bookmarkEnd w:id="44"/>
-    <w:bookmarkStart w:id="45" w:name="morning-lecture-1"/>
+    <w:bookmarkEnd w:id="45"/>
+    <w:bookmarkStart w:id="46" w:name="morning-lecture-1"/>
     <w:p>
       <w:pPr>
         <w:pStyle w:val="Heading2"/>
@@ -2775,8 +2789,8 @@
         <w:t xml:space="preserve">and motivates the fair-problems criterion.</w:t>
       </w:r>
     </w:p>
-    <w:bookmarkEnd w:id="45"/>
-    <w:bookmarkStart w:id="46" w:name="reading-and-discussion-1"/>
+    <w:bookmarkEnd w:id="46"/>
+    <w:bookmarkStart w:id="47" w:name="reading-and-discussion-1"/>
     <w:p>
       <w:pPr>
         <w:pStyle w:val="Heading2"/>
@@ -2809,8 +2823,8 @@
         <w:t xml:space="preserve">the prompt is deliberately the open-source-game-theory setting in disguise; do not resolve it, let groups discover that transparency enables both cooperation (you can verify the other will cooperate) and new conflict (you can verify a threat is real). Surface a few group answers, then carry the unresolved tension into the afternoon lecture. As on the Agent Foundations day, in a room where some students have read everything, have them help their group rediscover the point rather than announce it.</w:t>
       </w:r>
     </w:p>
-    <w:bookmarkEnd w:id="46"/>
-    <w:bookmarkStart w:id="47" w:name="afternoon-lecture-1"/>
+    <w:bookmarkEnd w:id="47"/>
+    <w:bookmarkStart w:id="48" w:name="afternoon-lecture-1"/>
     <w:p>
       <w:pPr>
         <w:pStyle w:val="Heading2"/>
@@ -2843,8 +2857,8 @@
         <w:t xml:space="preserve">the throughline is one move repeated: conditional commitment unlocks cooperation (FairBot), then the same power to commit creates the commitment race, then safe Pareto improvements are the constructive response. Teach the standard SPI floor (Pareto Meet Minimum) carefully; present entanglement-free SPI as a brief frontier pointer, not a full derivation. End by handing straight into the tournament: the bots students are about to write are exactly the conditional-commitment programs the lecture described.</w:t>
       </w:r>
     </w:p>
-    <w:bookmarkEnd w:id="47"/>
-    <w:bookmarkStart w:id="48" w:name="the-tournament-1"/>
+    <w:bookmarkEnd w:id="48"/>
+    <w:bookmarkStart w:id="49" w:name="the-tournament-1"/>
     <w:p>
       <w:pPr>
         <w:pStyle w:val="Heading2"/>
@@ -2940,8 +2954,8 @@
         <w:t xml:space="preserve">, else defect) is itself a teachable instance of why self-reference needs grounding.</w:t>
       </w:r>
     </w:p>
-    <w:bookmarkEnd w:id="48"/>
-    <w:bookmarkStart w:id="49" w:name="daily-checkpoint-1"/>
+    <w:bookmarkEnd w:id="49"/>
+    <w:bookmarkStart w:id="50" w:name="daily-checkpoint-1"/>
     <w:p>
       <w:pPr>
         <w:pStyle w:val="Heading2"/>
@@ -2958,9 +2972,9 @@
         <w:t xml:space="preserve">Run the six-question checkpoint (above) as a quick individual quiz, then read out the answers, and close with the feedback form.</w:t>
       </w:r>
     </w:p>
-    <w:bookmarkEnd w:id="49"/>
     <w:bookmarkEnd w:id="50"/>
-    <w:bookmarkStart w:id="51" w:name="notes-for-future-iterations"/>
+    <w:bookmarkEnd w:id="51"/>
+    <w:bookmarkStart w:id="52" w:name="notes-for-future-iterations"/>
     <w:p>
       <w:pPr>
         <w:pStyle w:val="Heading1"/>
@@ -3029,7 +3043,7 @@
         <w:t xml:space="preserve">The transparency discussion prompt and the afternoon lecture overlap by design; if the discussion is going well, let it run and compress the afternoon lecture’s open-source-game-theory opening, since the room will already be there.</w:t>
       </w:r>
     </w:p>
-    <w:bookmarkEnd w:id="51"/>
+    <w:bookmarkEnd w:id="52"/>
     <w:sectPr/>
   </w:body>
 </w:document>

--- a/decision theory/Decision Theory module.docx
+++ b/decision theory/Decision Theory module.docx
@@ -1279,41 +1279,7 @@
         <w:pStyle w:val="FirstParagraph"/>
       </w:pPr>
       <w:r>
-        <w:t xml:space="preserve">Discussion prompt (transparency and cooperation): consider two agents A1 and A2 whose code, preferences, and decision algorithms become perfectly transparent to each other at time T (state your interpretation of</w:t>
-      </w:r>
-      <w:r>
-        <w:t xml:space="preserve"> </w:t>
-      </w:r>
-      <w:r>
-        <w:t xml:space="preserve">“</w:t>
-      </w:r>
-      <w:r>
-        <w:t xml:space="preserve">transparent</w:t>
-      </w:r>
-      <w:r>
-        <w:t xml:space="preserve">”</w:t>
-      </w:r>
-      <w:r>
-        <w:t xml:space="preserve"> </w:t>
-      </w:r>
-      <w:r>
-        <w:t xml:space="preserve">where it matters). Under these conditions, when might A1 and A2 end up in a</w:t>
-      </w:r>
-      <w:r>
-        <w:t xml:space="preserve"> </w:t>
-      </w:r>
-      <w:r>
-        <w:rPr>
-          <w:iCs/>
-          <w:i/>
-        </w:rPr>
-        <w:t xml:space="preserve">Pareto-inefficient</w:t>
-      </w:r>
-      <w:r>
-        <w:t xml:space="preserve"> </w:t>
-      </w:r>
-      <w:r>
-        <w:t xml:space="preserve">outcome? Where inefficiency looks plausible but a non-obvious argument rules it out, give that argument. (This prompt is the bridge to the afternoon: it is exactly the open-source-game-theory setting.) Supporting afternoon readings:</w:t>
+        <w:t xml:space="preserve">Supporting readings for the afternoon’s multi-agent material:</w:t>
       </w:r>
       <w:r>
         <w:t xml:space="preserve"> </w:t>
@@ -1344,7 +1310,7 @@
         </w:r>
       </w:hyperlink>
       <w:r>
-        <w:t xml:space="preserve">.</w:t>
+        <w:t xml:space="preserve">. The reading block closes with a small-group discussion on transparency and Pareto-efficiency (prompt in the teaching guide), the bridge to the afternoon: it is exactly the open-source-game-theory setting.</w:t>
       </w:r>
     </w:p>
     <w:bookmarkEnd w:id="34"/>
@@ -2804,7 +2770,41 @@
         <w:pStyle w:val="FirstParagraph"/>
       </w:pPr>
       <w:r>
-        <w:t xml:space="preserve">Run the discussion in small groups on the transparency prompt after the readings.</w:t>
+        <w:t xml:space="preserve">After the readings, run a small-group discussion on this prompt: consider two agents A1 and A2 whose code, preferences, and decision algorithms become perfectly transparent to each other at time T (have students state their interpretation of</w:t>
+      </w:r>
+      <w:r>
+        <w:t xml:space="preserve"> </w:t>
+      </w:r>
+      <w:r>
+        <w:t xml:space="preserve">“</w:t>
+      </w:r>
+      <w:r>
+        <w:t xml:space="preserve">transparent</w:t>
+      </w:r>
+      <w:r>
+        <w:t xml:space="preserve">”</w:t>
+      </w:r>
+      <w:r>
+        <w:t xml:space="preserve"> </w:t>
+      </w:r>
+      <w:r>
+        <w:t xml:space="preserve">where it matters). Under these conditions, when might A1 and A2 end up in a</w:t>
+      </w:r>
+      <w:r>
+        <w:t xml:space="preserve"> </w:t>
+      </w:r>
+      <w:r>
+        <w:rPr>
+          <w:iCs/>
+          <w:i/>
+        </w:rPr>
+        <w:t xml:space="preserve">Pareto-inefficient</w:t>
+      </w:r>
+      <w:r>
+        <w:t xml:space="preserve"> </w:t>
+      </w:r>
+      <w:r>
+        <w:t xml:space="preserve">outcome? Where inefficiency looks plausible but a non-obvious argument rules it out, ask for that argument.</w:t>
       </w:r>
       <w:r>
         <w:t xml:space="preserve"> </w:t>

--- a/decision theory/Decision Theory module.docx
+++ b/decision theory/Decision Theory module.docx
@@ -1279,7 +1279,41 @@
         <w:pStyle w:val="FirstParagraph"/>
       </w:pPr>
       <w:r>
-        <w:t xml:space="preserve">Supporting readings for the afternoon’s multi-agent material:</w:t>
+        <w:t xml:space="preserve">Discussion prompt (transparency and cooperation): consider two agents A1 and A2 whose code, preferences, and decision algorithms become perfectly transparent to each other at time T (state your interpretation of</w:t>
+      </w:r>
+      <w:r>
+        <w:t xml:space="preserve"> </w:t>
+      </w:r>
+      <w:r>
+        <w:t xml:space="preserve">“</w:t>
+      </w:r>
+      <w:r>
+        <w:t xml:space="preserve">transparent</w:t>
+      </w:r>
+      <w:r>
+        <w:t xml:space="preserve">”</w:t>
+      </w:r>
+      <w:r>
+        <w:t xml:space="preserve"> </w:t>
+      </w:r>
+      <w:r>
+        <w:t xml:space="preserve">where it matters). Under these conditions, when might A1 and A2 end up in a</w:t>
+      </w:r>
+      <w:r>
+        <w:t xml:space="preserve"> </w:t>
+      </w:r>
+      <w:r>
+        <w:rPr>
+          <w:iCs/>
+          <w:i/>
+        </w:rPr>
+        <w:t xml:space="preserve">Pareto-inefficient</w:t>
+      </w:r>
+      <w:r>
+        <w:t xml:space="preserve"> </w:t>
+      </w:r>
+      <w:r>
+        <w:t xml:space="preserve">outcome? Where inefficiency looks plausible but a non-obvious argument rules it out, give that argument. (This prompt is the bridge to the afternoon: it is exactly the open-source-game-theory setting.) Supporting afternoon readings:</w:t>
       </w:r>
       <w:r>
         <w:t xml:space="preserve"> </w:t>
@@ -1310,7 +1344,7 @@
         </w:r>
       </w:hyperlink>
       <w:r>
-        <w:t xml:space="preserve">. The reading block closes with a small-group discussion on transparency and Pareto-efficiency (prompt in the teaching guide), the bridge to the afternoon: it is exactly the open-source-game-theory setting.</w:t>
+        <w:t xml:space="preserve">.</w:t>
       </w:r>
     </w:p>
     <w:bookmarkEnd w:id="34"/>
@@ -2770,7 +2804,7 @@
         <w:pStyle w:val="FirstParagraph"/>
       </w:pPr>
       <w:r>
-        <w:t xml:space="preserve">After the readings, run a small-group discussion on this prompt: consider two agents A1 and A2 whose code, preferences, and decision algorithms become perfectly transparent to each other at time T (have students state their interpretation of</w:t>
+        <w:t xml:space="preserve">Run the discussion in small groups on the transparency prompt (in the Main content</w:t>
       </w:r>
       <w:r>
         <w:t xml:space="preserve"> </w:t>
@@ -2779,7 +2813,7 @@
         <w:t xml:space="preserve">“</w:t>
       </w:r>
       <w:r>
-        <w:t xml:space="preserve">transparent</w:t>
+        <w:t xml:space="preserve">Reading and discussion</w:t>
       </w:r>
       <w:r>
         <w:t xml:space="preserve">”</w:t>
@@ -2788,23 +2822,7 @@
         <w:t xml:space="preserve"> </w:t>
       </w:r>
       <w:r>
-        <w:t xml:space="preserve">where it matters). Under these conditions, when might A1 and A2 end up in a</w:t>
-      </w:r>
-      <w:r>
-        <w:t xml:space="preserve"> </w:t>
-      </w:r>
-      <w:r>
-        <w:rPr>
-          <w:iCs/>
-          <w:i/>
-        </w:rPr>
-        <w:t xml:space="preserve">Pareto-inefficient</w:t>
-      </w:r>
-      <w:r>
-        <w:t xml:space="preserve"> </w:t>
-      </w:r>
-      <w:r>
-        <w:t xml:space="preserve">outcome? Where inefficiency looks plausible but a non-obvious argument rules it out, ask for that argument.</w:t>
+        <w:t xml:space="preserve">section) after the readings.</w:t>
       </w:r>
       <w:r>
         <w:t xml:space="preserve"> </w:t>

--- a/decision theory/Decision Theory module.docx
+++ b/decision theory/Decision Theory module.docx
@@ -3010,7 +3010,19 @@
         <w:pStyle w:val="Compact"/>
       </w:pPr>
       <w:r>
-        <w:t xml:space="preserve">Introducing the tournament before lunch (not at 15:00) noticeably improved bot quality, since students had idle time to design.</w:t>
+        <w:t xml:space="preserve">Tournament:</w:t>
+      </w:r>
+    </w:p>
+    <w:p>
+      <w:pPr>
+        <w:numPr>
+          <w:ilvl w:val="1"/>
+          <w:numId w:val="1011"/>
+        </w:numPr>
+        <w:pStyle w:val="Compact"/>
+      </w:pPr>
+      <w:r>
+        <w:t xml:space="preserve">Tournament was well-liked, but probably the tournament needed to be introduced earlier in the day so that students had more time to think.</w:t>
       </w:r>
     </w:p>
     <w:p>
@@ -3022,7 +3034,19 @@
         <w:pStyle w:val="Compact"/>
       </w:pPr>
       <w:r>
-        <w:t xml:space="preserve">The chronological-semimeasure-vs-joint-prediction material is the first thing to cut when the morning runs long; it is not needed downstream.</w:t>
+        <w:t xml:space="preserve">Checkpoint:</w:t>
+      </w:r>
+    </w:p>
+    <w:p>
+      <w:pPr>
+        <w:numPr>
+          <w:ilvl w:val="1"/>
+          <w:numId w:val="1012"/>
+        </w:numPr>
+        <w:pStyle w:val="Compact"/>
+      </w:pPr>
+      <w:r>
+        <w:t xml:space="preserve">Answers need to be randomized more.</w:t>
       </w:r>
     </w:p>
     <w:p>
@@ -3034,7 +3058,19 @@
         <w:pStyle w:val="Compact"/>
       </w:pPr>
       <w:r>
-        <w:t xml:space="preserve">Entanglement-free SPI is genuinely frontier and partly unpublished; keep it to a pointer unless the cohort is strong and time allows, or it eats the afternoon.</w:t>
+        <w:t xml:space="preserve">Notes about delivery:</w:t>
+      </w:r>
+    </w:p>
+    <w:p>
+      <w:pPr>
+        <w:numPr>
+          <w:ilvl w:val="1"/>
+          <w:numId w:val="1013"/>
+        </w:numPr>
+        <w:pStyle w:val="Compact"/>
+      </w:pPr>
+      <w:r>
+        <w:t xml:space="preserve">Slides were too dense/heavy, with too much information in too small of a font</w:t>
       </w:r>
     </w:p>
     <w:p>
@@ -3046,19 +3082,43 @@
         <w:pStyle w:val="Compact"/>
       </w:pPr>
       <w:r>
-        <w:t xml:space="preserve">Consider seeding the tournament with one well-explained student bot from a previous cohort as a worked example of the rationale standard.</w:t>
-      </w:r>
-    </w:p>
-    <w:p>
-      <w:pPr>
-        <w:numPr>
-          <w:ilvl w:val="0"/>
-          <w:numId w:val="1010"/>
-        </w:numPr>
-        <w:pStyle w:val="Compact"/>
-      </w:pPr>
-      <w:r>
-        <w:t xml:space="preserve">The transparency discussion prompt and the afternoon lecture overlap by design; if the discussion is going well, let it run and compress the afternoon lecture’s open-source-game-theory opening, since the room will already be there.</w:t>
+        <w:t xml:space="preserve">Notes about content:</w:t>
+      </w:r>
+    </w:p>
+    <w:p>
+      <w:pPr>
+        <w:numPr>
+          <w:ilvl w:val="1"/>
+          <w:numId w:val="1014"/>
+        </w:numPr>
+        <w:pStyle w:val="Compact"/>
+      </w:pPr>
+      <w:r>
+        <w:t xml:space="preserve">Students found the decision theory introduction very difficult to understand. It seems important to be upfront about the fact that decision theories only disagree in certain narrow (but important) circumstances, and emphasize that with a deterministic algorithm like an LLM, it is easy to run these experiments (twin prisoner’s dilemma, Newcomb’s, smoking lesion, etc) and the (unbelievable) nature of the particular examples we give (e.g. clones or perfect predictors) is more of a mnemonic device or for helping humans imagine what it is like.</w:t>
+      </w:r>
+    </w:p>
+    <w:p>
+      <w:pPr>
+        <w:numPr>
+          <w:ilvl w:val="1"/>
+          <w:numId w:val="1014"/>
+        </w:numPr>
+        <w:pStyle w:val="Compact"/>
+      </w:pPr>
+      <w:r>
+        <w:t xml:space="preserve">A major criticism is the perceived relevance of the topic. It seems a pragmatic way to convince students that decision theory is an important thing to think about is to explain that an LLM instance is an agent that needs to use functional decision theory in order to coordinate with other instances of itself. It is important to convey to students that a decision theory is the remaining free variable determining how an agent acts in some important edge cases once you have already specified that it is an expected utility maximizer with a given utility function.</w:t>
+      </w:r>
+    </w:p>
+    <w:p>
+      <w:pPr>
+        <w:numPr>
+          <w:ilvl w:val="1"/>
+          <w:numId w:val="1014"/>
+        </w:numPr>
+        <w:pStyle w:val="Compact"/>
+      </w:pPr>
+      <w:r>
+        <w:t xml:space="preserve">Safe Pareto improvements talk is very well received (although still maybe not well enough motivated; participants still seemed receptive to being more convinced about the importance of SPI in one-on-ones.) Probably still needed a bit of motivation to explain why this counts as agent foundations work that is important for the future (perhaps a lecturer could make the argument that safe Pareto improvement is an illustration that agent foundations has the power to be useful even in a world where we don’t have AGI.)</w:t>
       </w:r>
     </w:p>
     <w:bookmarkEnd w:id="52"/>
@@ -3387,6 +3447,18 @@
     <w:abstractNumId w:val="991"/>
   </w:num>
   <w:num w:numId="1010">
+    <w:abstractNumId w:val="991"/>
+  </w:num>
+  <w:num w:numId="1011">
+    <w:abstractNumId w:val="991"/>
+  </w:num>
+  <w:num w:numId="1012">
+    <w:abstractNumId w:val="991"/>
+  </w:num>
+  <w:num w:numId="1013">
+    <w:abstractNumId w:val="991"/>
+  </w:num>
+  <w:num w:numId="1014">
     <w:abstractNumId w:val="991"/>
   </w:num>
 </w:numbering>

--- a/decision theory/Decision Theory module.docx
+++ b/decision theory/Decision Theory module.docx
@@ -82,7 +82,7 @@
         <w:pStyle w:val="FirstParagraph"/>
       </w:pPr>
       <w:r>
-        <w:t xml:space="preserve">Daniel C and Satya Benson (Williams College) wrote and taught the module. Satya Benson created and ran the Open-Source Prisoner’s Dilemma Tournament. The lecture slides, reading list, and tournament handout are linked in the Content section below.</w:t>
+        <w:t xml:space="preserve">Daniel C (Iliad) and Satya Benson (Williams College) wrote and taught the module; Satya Benson created and ran the Open-Source Prisoner’s Dilemma Tournament.</w:t>
       </w:r>
     </w:p>
     <w:bookmarkEnd w:id="20"/>
@@ -200,7 +200,7 @@
         <w:t xml:space="preserve"> </w:t>
       </w:r>
       <w:r>
-        <w:t xml:space="preserve">A morning lecture builds the theories in order (CDT/EDT to FDT to UDT), motivated by the problems that break each one. A two-hour reading and discussion block has students wrestle with the primary sources and a transparency-and-cooperation prompt. An afternoon lecture moves to the multi-agent setting (open-source game theory, commitment races, safe Pareto improvements). The day ends with a programming tournament that operationalizes program equilibrium and Löbian cooperation.</w:t>
+        <w:t xml:space="preserve">A morning lecture builds the theories in order (CDT/EDT to FDT to UDT), motivated by the problems that break each one. A two-hour reading and discussion block has students wrestle with the primary sources and a transparency-and-cooperation prompt. An afternoon lecture moves to the multi-agent setting (open-source game theory, commitment races, safe Pareto improvements). The day culminates in a programming tournament that operationalizes program equilibrium and Löbian cooperation.</w:t>
       </w:r>
     </w:p>
     <w:bookmarkEnd w:id="21"/>
@@ -250,7 +250,7 @@
       </w:r>
     </w:p>
     <w:bookmarkEnd w:id="22"/>
-    <w:bookmarkStart w:id="45" w:name="content"/>
+    <w:bookmarkStart w:id="53" w:name="content"/>
     <w:p>
       <w:pPr>
         <w:pStyle w:val="Heading1"/>
@@ -271,13 +271,27 @@
           <w:rPr>
             <w:rStyle w:val="Hyperlink"/>
           </w:rPr>
-          <w:t xml:space="preserve">Decision Theory: CDT to UDT</w:t>
+          <w:t xml:space="preserve">Decision Theory</w:t>
         </w:r>
       </w:hyperlink>
       <w:r>
+        <w:t xml:space="preserve">, covering CDT to UDT;</w:t>
+      </w:r>
+      <w:r>
+        <w:t xml:space="preserve"> </w:t>
+      </w:r>
+      <w:hyperlink r:id="rId24">
+        <w:r>
+          <w:rPr>
+            <w:rStyle w:val="Hyperlink"/>
+          </w:rPr>
+          <w:t xml:space="preserve">editable LaTeX source</w:t>
+        </w:r>
+      </w:hyperlink>
+      <w:r>
         <w:t xml:space="preserve">) and Deck II (</w:t>
       </w:r>
-      <w:hyperlink r:id="rId24">
+      <w:hyperlink r:id="rId25">
         <w:r>
           <w:rPr>
             <w:rStyle w:val="Hyperlink"/>
@@ -286,12 +300,26 @@
         </w:r>
       </w:hyperlink>
       <w:r>
-        <w:t xml:space="preserve">), linked from the</w:t>
-      </w:r>
-      <w:r>
-        <w:t xml:space="preserve"> </w:t>
-      </w:r>
-      <w:hyperlink r:id="rId25">
+        <w:t xml:space="preserve">;</w:t>
+      </w:r>
+      <w:r>
+        <w:t xml:space="preserve"> </w:t>
+      </w:r>
+      <w:hyperlink r:id="rId26">
+        <w:r>
+          <w:rPr>
+            <w:rStyle w:val="Hyperlink"/>
+          </w:rPr>
+          <w:t xml:space="preserve">editable LaTeX source</w:t>
+        </w:r>
+      </w:hyperlink>
+      <w:r>
+        <w:t xml:space="preserve">); both are also linked from the</w:t>
+      </w:r>
+      <w:r>
+        <w:t xml:space="preserve"> </w:t>
+      </w:r>
+      <w:hyperlink r:id="rId27">
         <w:r>
           <w:rPr>
             <w:rStyle w:val="Hyperlink"/>
@@ -305,7 +333,7 @@
       <w:r>
         <w:t xml:space="preserve"> </w:t>
       </w:r>
-      <w:hyperlink r:id="rId26">
+      <w:hyperlink r:id="rId28">
         <w:r>
           <w:rPr>
             <w:rStyle w:val="Hyperlink"/>
@@ -317,7 +345,7 @@
         <w:t xml:space="preserve">.</w:t>
       </w:r>
     </w:p>
-    <w:bookmarkStart w:id="29" w:name="fast-track"/>
+    <w:bookmarkStart w:id="31" w:name="fast-track"/>
     <w:p>
       <w:pPr>
         <w:pStyle w:val="Heading2"/>
@@ -343,7 +371,7 @@
         <w:pStyle w:val="Compact"/>
       </w:pPr>
       <w:r>
-        <w:t xml:space="preserve">Read</w:t>
+        <w:t xml:space="preserve">Read the</w:t>
       </w:r>
       <w:r>
         <w:t xml:space="preserve"> </w:t>
@@ -352,7 +380,7 @@
         <w:t xml:space="preserve">“</w:t>
       </w:r>
       <w:r>
-        <w:t xml:space="preserve">The four decision theories</w:t>
+        <w:t xml:space="preserve">Morning lecture</w:t>
       </w:r>
       <w:r>
         <w:t xml:space="preserve">”</w:t>
@@ -361,7 +389,7 @@
         <w:t xml:space="preserve"> </w:t>
       </w:r>
       <w:r>
-        <w:t xml:space="preserve">and</w:t>
+        <w:t xml:space="preserve">section below (the four decision theories) and the</w:t>
       </w:r>
       <w:r>
         <w:t xml:space="preserve"> </w:t>
@@ -370,7 +398,7 @@
         <w:t xml:space="preserve">“</w:t>
       </w:r>
       <w:r>
-        <w:t xml:space="preserve">The multi-agent layer</w:t>
+        <w:t xml:space="preserve">Afternoon lecture</w:t>
       </w:r>
       <w:r>
         <w:t xml:space="preserve">”</w:t>
@@ -379,7 +407,7 @@
         <w:t xml:space="preserve"> </w:t>
       </w:r>
       <w:r>
-        <w:t xml:space="preserve">below.</w:t>
+        <w:t xml:space="preserve">section (the multi-agent layer).</w:t>
       </w:r>
     </w:p>
     <w:p>
@@ -396,7 +424,7 @@
       <w:r>
         <w:t xml:space="preserve"> </w:t>
       </w:r>
-      <w:hyperlink r:id="rId27">
+      <w:hyperlink r:id="rId29">
         <w:r>
           <w:rPr>
             <w:rStyle w:val="Hyperlink"/>
@@ -413,7 +441,7 @@
       <w:r>
         <w:t xml:space="preserve"> </w:t>
       </w:r>
-      <w:hyperlink r:id="rId28">
+      <w:hyperlink r:id="rId30">
         <w:r>
           <w:rPr>
             <w:rStyle w:val="Hyperlink"/>
@@ -455,8 +483,8 @@
         <w:t xml:space="preserve">is enough to engage with the ideas).</w:t>
       </w:r>
     </w:p>
-    <w:bookmarkEnd w:id="29"/>
-    <w:bookmarkStart w:id="40" w:name="main-content"/>
+    <w:bookmarkEnd w:id="31"/>
+    <w:bookmarkStart w:id="43" w:name="main-content"/>
     <w:p>
       <w:pPr>
         <w:pStyle w:val="Heading2"/>
@@ -470,7 +498,7 @@
         <w:pStyle w:val="FirstParagraph"/>
       </w:pPr>
       <w:r>
-        <w:t xml:space="preserve">The day has four sub-modules: the</w:t>
+        <w:t xml:space="preserve">The day has five sub-modules: the</w:t>
       </w:r>
       <w:r>
         <w:t xml:space="preserve"> </w:t>
@@ -518,7 +546,7 @@
         <w:t xml:space="preserve"> </w:t>
       </w:r>
       <w:r>
-        <w:t xml:space="preserve">(multi-agent decision theory), and the</w:t>
+        <w:t xml:space="preserve">(multi-agent decision theory), the</w:t>
       </w:r>
       <w:r>
         <w:t xml:space="preserve"> </w:t>
@@ -531,7 +559,7 @@
         <w:t xml:space="preserve">tournament</w:t>
       </w:r>
       <w:r>
-        <w:t xml:space="preserve">, closing with a</w:t>
+        <w:t xml:space="preserve">, and the closing</w:t>
       </w:r>
       <w:r>
         <w:t xml:space="preserve"> </w:t>
@@ -547,7 +575,7 @@
         <w:t xml:space="preserve">.</w:t>
       </w:r>
     </w:p>
-    <w:bookmarkStart w:id="30" w:name="morning-lecture"/>
+    <w:bookmarkStart w:id="32" w:name="morning-lecture"/>
     <w:p>
       <w:pPr>
         <w:pStyle w:val="Heading3"/>
@@ -1163,8 +1191,8 @@
         <w:t xml:space="preserve">problems (where the world depends only on the agent’s input/output behaviour); the two demands such a criterion forces (coordinate across calls; detect an isomorphic copy of yourself) are exactly UDT 1.1 and FDT turned into a specification.</w:t>
       </w:r>
     </w:p>
-    <w:bookmarkEnd w:id="30"/>
-    <w:bookmarkStart w:id="36" w:name="reading-and-discussion"/>
+    <w:bookmarkEnd w:id="32"/>
+    <w:bookmarkStart w:id="38" w:name="reading-and-discussion"/>
     <w:p>
       <w:pPr>
         <w:pStyle w:val="Heading3"/>
@@ -1190,7 +1218,7 @@
         <w:pStyle w:val="BodyText"/>
       </w:pPr>
       <w:r>
-        <w:t xml:space="preserve">Readings (arranged roughly chronologically; the FDT paper is the primary reference):</w:t>
+        <w:t xml:space="preserve">Readings (the FDT paper is the primary reference; the rest are the primary-source debate around UDT):</w:t>
       </w:r>
     </w:p>
     <w:p>
@@ -1201,7 +1229,7 @@
         </w:numPr>
         <w:pStyle w:val="Compact"/>
       </w:pPr>
-      <w:hyperlink r:id="rId27">
+      <w:hyperlink r:id="rId29">
         <w:r>
           <w:rPr>
             <w:rStyle w:val="Hyperlink"/>
@@ -1213,7 +1241,7 @@
         <w:t xml:space="preserve"> </w:t>
       </w:r>
       <w:r>
-        <w:t xml:space="preserve">(chapters 1-5).</w:t>
+        <w:t xml:space="preserve">(chapters 1-5; chapters 1-3 are the on-the-day core).</w:t>
       </w:r>
     </w:p>
     <w:p>
@@ -1224,7 +1252,7 @@
         </w:numPr>
         <w:pStyle w:val="Compact"/>
       </w:pPr>
-      <w:hyperlink r:id="rId28">
+      <w:hyperlink r:id="rId30">
         <w:r>
           <w:rPr>
             <w:rStyle w:val="Hyperlink"/>
@@ -1244,7 +1272,7 @@
         </w:numPr>
         <w:pStyle w:val="Compact"/>
       </w:pPr>
-      <w:hyperlink r:id="rId31">
+      <w:hyperlink r:id="rId33">
         <w:r>
           <w:rPr>
             <w:rStyle w:val="Hyperlink"/>
@@ -1264,7 +1292,7 @@
         </w:numPr>
         <w:pStyle w:val="Compact"/>
       </w:pPr>
-      <w:hyperlink r:id="rId32">
+      <w:hyperlink r:id="rId34">
         <w:r>
           <w:rPr>
             <w:rStyle w:val="Hyperlink"/>
@@ -1284,7 +1312,7 @@
         </w:numPr>
         <w:pStyle w:val="Compact"/>
       </w:pPr>
-      <w:hyperlink r:id="rId33">
+      <w:hyperlink r:id="rId35">
         <w:r>
           <w:rPr>
             <w:rStyle w:val="Hyperlink"/>
@@ -1340,7 +1368,7 @@
       <w:r>
         <w:t xml:space="preserve"> </w:t>
       </w:r>
-      <w:hyperlink r:id="rId34">
+      <w:hyperlink r:id="rId36">
         <w:r>
           <w:rPr>
             <w:rStyle w:val="Hyperlink"/>
@@ -1357,7 +1385,7 @@
       <w:r>
         <w:t xml:space="preserve"> </w:t>
       </w:r>
-      <w:hyperlink r:id="rId35">
+      <w:hyperlink r:id="rId37">
         <w:r>
           <w:rPr>
             <w:rStyle w:val="Hyperlink"/>
@@ -1369,8 +1397,8 @@
         <w:t xml:space="preserve">.</w:t>
       </w:r>
     </w:p>
-    <w:bookmarkEnd w:id="36"/>
-    <w:bookmarkStart w:id="37" w:name="afternoon-lecture"/>
+    <w:bookmarkEnd w:id="38"/>
+    <w:bookmarkStart w:id="39" w:name="afternoon-lecture"/>
     <w:p>
       <w:pPr>
         <w:pStyle w:val="Heading3"/>
@@ -1706,11 +1734,11 @@
         <w:t xml:space="preserve"> </w:t>
       </w:r>
       <w:r>
-        <w:t xml:space="preserve">(a research-frontier idea) restructures the interaction into two stages (exchange renegotiation programs, update on the actual one, then submit defaults), which breaks the entanglement and drops participation independence, at the cost of the tight floor. Teach the standard SPI result in full; present entanglement-free SPI briefly as the current frontier.</w:t>
-      </w:r>
-    </w:p>
-    <w:bookmarkEnd w:id="37"/>
-    <w:bookmarkStart w:id="38" w:name="the-tournament"/>
+        <w:t xml:space="preserve">(a research-frontier idea) restructures the interaction into a staged protocol (the agents first exchange renegotiation programs, update on the opponent’s actual program, and only then submit defaults), which breaks the entanglement and drops participation independence, at the cost of the tight floor.</w:t>
+      </w:r>
+    </w:p>
+    <w:bookmarkEnd w:id="39"/>
+    <w:bookmarkStart w:id="40" w:name="the-tournament"/>
     <w:p>
       <w:pPr>
         <w:pStyle w:val="Heading3"/>
@@ -1741,7 +1769,7 @@
       <w:r>
         <w:t xml:space="preserve"> </w:t>
       </w:r>
-      <w:hyperlink r:id="rId26">
+      <w:hyperlink r:id="rId28">
         <w:r>
           <w:rPr>
             <w:rStyle w:val="Hyperlink"/>
@@ -1798,7 +1826,7 @@
         <w:t xml:space="preserve"> </w:t>
       </w:r>
       <w:r>
-        <w:t xml:space="preserve">gives 1 each; defecting against a cooperator gives 5 to the defector and 0 to the cooperated. This satisfies</w:t>
+        <w:t xml:space="preserve">gives 1 each; defecting against a cooperator gives 5 to the defector and 0 to the cooperator. This satisfies</w:t>
       </w:r>
       <w:r>
         <w:t xml:space="preserve"> </w:t>
@@ -2229,7 +2257,7 @@
         <w:t xml:space="preserve"> </w:t>
       </w:r>
       <w:r>
-        <w:t xml:space="preserve">Round-robin: every bot plays every other bot, including a copy of itself, and ranking is by total points accumulated across all matchups (not head-to-head wins). League B matches add about 2% move-flip noise and a randomized hidden length, so brittle strategies are penalized.</w:t>
+        <w:t xml:space="preserve">Round-robin: every bot plays every other bot, including a copy of itself, and ranking is by total points accumulated across all matchups (not head-to-head wins). In League B, the hidden randomized match length and the stochastic reference bots in the field (Random, GenerousTitForTat) penalize brittle, endgame-exploiting strategies.</w:t>
       </w:r>
     </w:p>
     <w:p>
@@ -2247,11 +2275,11 @@
         <w:t xml:space="preserve"> </w:t>
       </w:r>
       <w:r>
-        <w:t xml:space="preserve">A strong submission embodies a clear decision-theoretic concept (commitment, transparency, the limits of self-reference, functional decision theory) and explains it, rather than chasing the leaderboard. The standout lesson is usually that FairBot-style conditional cooperation beats both naive cooperation (exploited) and naive defection (misses mutual cooperation) in League A, while robustness to noise dominates in League B.</w:t>
-      </w:r>
-    </w:p>
-    <w:bookmarkEnd w:id="38"/>
-    <w:bookmarkStart w:id="39" w:name="daily-checkpoint"/>
+        <w:t xml:space="preserve">A strong submission embodies a clear decision-theoretic concept (commitment, transparency, the limits of self-reference, functional decision theory) and explains it, rather than chasing the leaderboard. The standout lesson is usually that FairBot-style conditional cooperation beats both naive cooperation (exploited) and naive defection (misses mutual cooperation) in League A, while robustness to unknown match length and stochastic opponents dominates in League B.</w:t>
+      </w:r>
+    </w:p>
+    <w:bookmarkEnd w:id="40"/>
+    <w:bookmarkStart w:id="42" w:name="daily-checkpoint"/>
     <w:p>
       <w:pPr>
         <w:pStyle w:val="Heading3"/>
@@ -2277,7 +2305,21 @@
         <w:pStyle w:val="BodyText"/>
       </w:pPr>
       <w:r>
-        <w:t xml:space="preserve">Answers at the end of this section.</w:t>
+        <w:t xml:space="preserve">The live form used on the day:</w:t>
+      </w:r>
+      <w:r>
+        <w:t xml:space="preserve"> </w:t>
+      </w:r>
+      <w:hyperlink r:id="rId41">
+        <w:r>
+          <w:rPr>
+            <w:rStyle w:val="Hyperlink"/>
+          </w:rPr>
+          <w:t xml:space="preserve">https://form.jotform.com/261725016620045</w:t>
+        </w:r>
+      </w:hyperlink>
+      <w:r>
+        <w:t xml:space="preserve">. The questions below are a self-contained version; the answer key is in the teaching guide’s Daily checkpoint section.</w:t>
       </w:r>
     </w:p>
     <w:p>
@@ -2289,7 +2331,7 @@
         <w:pStyle w:val="Compact"/>
       </w:pPr>
       <w:r>
-        <w:t xml:space="preserve">On Newcomb’s problem, CDT and EDT differ because: (a) they use different payoffs; (b) CDT severs the action from the disposition the predictor read and two-boxes, while EDT treats one-boxing as evidence the box is full; (c) EDT cannot do arithmetic; (d) CDT is updateless.</w:t>
+        <w:t xml:space="preserve">On Newcomb’s problem, CDT and EDT differ because: (a) CDT severs the action from the disposition the predictor read and two-boxes, while EDT treats one-boxing as evidence the box is full. (b) EDT ignores the predictor’s stated accuracy while CDT uses it. (c) CDT one-boxes because the prediction is already made, while EDT two-boxes. (d) They assign different payoffs to the opaque box.</w:t>
       </w:r>
     </w:p>
     <w:p>
@@ -2301,7 +2343,7 @@
         <w:pStyle w:val="Compact"/>
       </w:pPr>
       <w:r>
-        <w:t xml:space="preserve">The smoking lesion is a problem for: (a) CDT; (b) EDT, which mistakes evidence for control; (c) FDT; (d) nobody.</w:t>
+        <w:t xml:space="preserve">The smoking lesion is a problem for: (a) CDT, which wrongly treats the lesion as an effect of smoking. (b) FDT, which sees a subjunctive dependence where there is none. (c) EDT, which mistakes evidence for control. (d) All three theories equally.</w:t>
       </w:r>
     </w:p>
     <w:p>
@@ -2313,7 +2355,7 @@
         <w:pStyle w:val="Compact"/>
       </w:pPr>
       <w:r>
-        <w:t xml:space="preserve">In the twin prisoner’s dilemma, FDT cooperates because: (a) it is altruistic; (b) both copies share the same logical output (subjunctive dependence), so the choice controls both; (c) the game is iterated; (d) it fears punishment.</w:t>
+        <w:t xml:space="preserve">In the twin prisoner’s dilemma, FDT cooperates because: (a) the twins can punish each other in later rounds. (b) Both copies share the same logical output (subjunctive dependence), so the choice controls both. (c) Cooperating is evidence that the twin cooperates, which raises expected utility. (d) The twins can communicate before choosing.</w:t>
       </w:r>
     </w:p>
     <w:p>
@@ -2325,7 +2367,7 @@
         <w:pStyle w:val="Compact"/>
       </w:pPr>
       <w:r>
-        <w:t xml:space="preserve">Two FairBots cooperate by: (a) simulation to fixed depth; (b) Löb’s theorem applied to</w:t>
+        <w:t xml:space="preserve">Two FairBots cooperate by: (a) simulating each other until one of them observes cooperation. (b) Precommitting through an external enforcement mechanism. (c) Ruling out mutual defection via the payoff matrix. (d) Löb’s theorem applied to</w:t>
       </w:r>
       <w:r>
         <w:t xml:space="preserve"> </w:t>
@@ -2340,7 +2382,7 @@
         <w:t xml:space="preserve">”</w:t>
       </w:r>
       <w:r>
-        <w:t xml:space="preserve">; (c) a binding contract; (d) random chance.</w:t>
+        <w:t xml:space="preserve">.</w:t>
       </w:r>
     </w:p>
     <w:p>
@@ -2352,7 +2394,7 @@
         <w:pStyle w:val="Compact"/>
       </w:pPr>
       <w:r>
-        <w:t xml:space="preserve">A commitment race arises because: (a) communication is slow; (b) the first agent to commit can pick the frontier point best for itself, so each rushes to commit before learning; (c) commitments are illegal; (d) agents are irrational.</w:t>
+        <w:t xml:space="preserve">A commitment race arises because: (a) agents cannot verify each other’s commitments. (b) The first agent to commit can pick the frontier point best for itself, so each rushes to commit before learning. (c) Updateless agents are unable to make commitments. (d) Both agents prefer the responder role.</w:t>
       </w:r>
     </w:p>
     <w:p>
@@ -2364,7 +2406,18 @@
         <w:pStyle w:val="Compact"/>
       </w:pPr>
       <w:r>
-        <w:t xml:space="preserve">A safe Pareto improvement guarantees: (a) the best possible outcome; (b) every player is at least as well off as the default, regardless of the opponent; (c) cooperation in every game; (d) a Nash equilibrium.</w:t>
+        <w:t xml:space="preserve">A safe Pareto improvement guarantees: (a) that the Pareto-optimal outcome is reached. (b) A Nash equilibrium of the renegotiation game. (c) Every player is at least as well off as under the default, regardless of the opponent. (d) That no commitment race can occur.</w:t>
+      </w:r>
+    </w:p>
+    <w:bookmarkEnd w:id="42"/>
+    <w:bookmarkEnd w:id="43"/>
+    <w:bookmarkStart w:id="52" w:name="learn-more"/>
+    <w:p>
+      <w:pPr>
+        <w:pStyle w:val="Heading2"/>
+      </w:pPr>
+      <w:r>
+        <w:t xml:space="preserve">Learn more</w:t>
       </w:r>
     </w:p>
     <w:p>
@@ -2373,44 +2426,27 @@
       </w:pPr>
       <w:r>
         <w:rPr>
-          <w:iCs/>
-          <w:i/>
-        </w:rPr>
-        <w:t xml:space="preserve">Answers: 1(b), 2(b), 3(b), 4(b), 5(b), 6(b).</w:t>
-      </w:r>
-    </w:p>
-    <w:bookmarkEnd w:id="39"/>
-    <w:bookmarkEnd w:id="40"/>
-    <w:bookmarkStart w:id="44" w:name="learn-more"/>
-    <w:p>
-      <w:pPr>
-        <w:pStyle w:val="Heading2"/>
-      </w:pPr>
-      <w:r>
-        <w:t xml:space="preserve">Learn more</w:t>
-      </w:r>
-    </w:p>
-    <w:p>
-      <w:pPr>
-        <w:pStyle w:val="FirstParagraph"/>
-      </w:pPr>
-      <w:r>
-        <w:rPr>
           <w:bCs/>
           <w:b/>
         </w:rPr>
         <w:t xml:space="preserve">Single-agent decision theory.</w:t>
       </w:r>
-      <w:r>
-        <w:t xml:space="preserve"> </w:t>
-      </w:r>
-      <w:r>
-        <w:t xml:space="preserve">The reading list above, plus the</w:t>
-      </w:r>
-      <w:r>
-        <w:t xml:space="preserve"> </w:t>
-      </w:r>
-      <w:hyperlink r:id="rId27">
+    </w:p>
+    <w:p>
+      <w:pPr>
+        <w:numPr>
+          <w:ilvl w:val="0"/>
+          <w:numId w:val="1008"/>
+        </w:numPr>
+        <w:pStyle w:val="Compact"/>
+      </w:pPr>
+      <w:r>
+        <w:t xml:space="preserve">The</w:t>
+      </w:r>
+      <w:r>
+        <w:t xml:space="preserve"> </w:t>
+      </w:r>
+      <w:hyperlink r:id="rId29">
         <w:r>
           <w:rPr>
             <w:rStyle w:val="Hyperlink"/>
@@ -2422,12 +2458,53 @@
         <w:t xml:space="preserve"> </w:t>
       </w:r>
       <w:r>
-        <w:t xml:space="preserve">for the full treatment; on the CDT-vs-EDT-as-prediction view, the chronological-semimeasure framing follows the algorithmic-thermodynamics line (Ebtekar and Hutter). The 5-and-10 problem and logical counterfactuals are developed in the MIRI decision-theory literature (Demski and Garrabrant).</w:t>
-      </w:r>
-    </w:p>
-    <w:p>
-      <w:pPr>
-        <w:pStyle w:val="BodyText"/>
+        <w:t xml:space="preserve">(full treatment beyond the on-the-day chapters), plus the reading list above.</w:t>
+      </w:r>
+    </w:p>
+    <w:p>
+      <w:pPr>
+        <w:numPr>
+          <w:ilvl w:val="0"/>
+          <w:numId w:val="1008"/>
+        </w:numPr>
+        <w:pStyle w:val="Compact"/>
+      </w:pPr>
+      <w:r>
+        <w:t xml:space="preserve">The CDT-vs-EDT-as-prediction view (chronological semimeasures vs joint prediction) follows the algorithmic-thermodynamics line of Ebtekar and Hutter; Deck I develops it.</w:t>
+      </w:r>
+    </w:p>
+    <w:p>
+      <w:pPr>
+        <w:numPr>
+          <w:ilvl w:val="0"/>
+          <w:numId w:val="1008"/>
+        </w:numPr>
+        <w:pStyle w:val="Compact"/>
+      </w:pPr>
+      <w:r>
+        <w:t xml:space="preserve">The 5-and-10 problem and logical counterfactuals come from the MIRI decision-theory literature (Demski and Garrabrant); the decision-theory section of</w:t>
+      </w:r>
+      <w:r>
+        <w:t xml:space="preserve"> </w:t>
+      </w:r>
+      <w:hyperlink r:id="rId44">
+        <w:r>
+          <w:rPr>
+            <w:rStyle w:val="Hyperlink"/>
+          </w:rPr>
+          <w:t xml:space="preserve">Embedded agency</w:t>
+        </w:r>
+      </w:hyperlink>
+      <w:r>
+        <w:t xml:space="preserve"> </w:t>
+      </w:r>
+      <w:r>
+        <w:t xml:space="preserve">is the accessible entry point.</w:t>
+      </w:r>
+    </w:p>
+    <w:p>
+      <w:pPr>
+        <w:pStyle w:val="FirstParagraph"/>
       </w:pPr>
       <w:r>
         <w:rPr>
@@ -2436,16 +2513,22 @@
         </w:rPr>
         <w:t xml:space="preserve">Multi-agent and open-source game theory.</w:t>
       </w:r>
-      <w:r>
-        <w:t xml:space="preserve"> </w:t>
-      </w:r>
+    </w:p>
+    <w:p>
+      <w:pPr>
+        <w:numPr>
+          <w:ilvl w:val="0"/>
+          <w:numId w:val="1009"/>
+        </w:numPr>
+        <w:pStyle w:val="Compact"/>
+      </w:pPr>
       <w:r>
         <w:t xml:space="preserve">The</w:t>
       </w:r>
       <w:r>
         <w:t xml:space="preserve"> </w:t>
       </w:r>
-      <w:hyperlink r:id="rId41">
+      <w:hyperlink r:id="rId45">
         <w:r>
           <w:rPr>
             <w:rStyle w:val="Hyperlink"/>
@@ -2457,12 +2540,24 @@
         <w:t xml:space="preserve"> </w:t>
       </w:r>
       <w:r>
-        <w:t xml:space="preserve">(Oesterheld); the</w:t>
-      </w:r>
-      <w:r>
-        <w:t xml:space="preserve"> </w:t>
-      </w:r>
-      <w:hyperlink r:id="rId42">
+        <w:t xml:space="preserve">(Oesterheld): the map of the field, including the original safe-Pareto-improvement papers (Oesterheld-Conitzer) and Critch’s cooperative/uncooperative institution-design work, a pedagogically simple source for further exercises.</w:t>
+      </w:r>
+    </w:p>
+    <w:p>
+      <w:pPr>
+        <w:numPr>
+          <w:ilvl w:val="0"/>
+          <w:numId w:val="1009"/>
+        </w:numPr>
+        <w:pStyle w:val="Compact"/>
+      </w:pPr>
+      <w:r>
+        <w:t xml:space="preserve">The</w:t>
+      </w:r>
+      <w:r>
+        <w:t xml:space="preserve"> </w:t>
+      </w:r>
+      <w:hyperlink r:id="rId46">
         <w:r>
           <w:rPr>
             <w:rStyle w:val="Hyperlink"/>
@@ -2471,12 +2566,18 @@
         </w:r>
       </w:hyperlink>
       <w:r>
-        <w:t xml:space="preserve">;</w:t>
-      </w:r>
-      <w:r>
-        <w:t xml:space="preserve"> </w:t>
-      </w:r>
-      <w:hyperlink r:id="rId34">
+        <w:t xml:space="preserve">: robust cooperation by simulation.</w:t>
+      </w:r>
+    </w:p>
+    <w:p>
+      <w:pPr>
+        <w:numPr>
+          <w:ilvl w:val="0"/>
+          <w:numId w:val="1009"/>
+        </w:numPr>
+        <w:pStyle w:val="Compact"/>
+      </w:pPr>
+      <w:hyperlink r:id="rId36">
         <w:r>
           <w:rPr>
             <w:rStyle w:val="Hyperlink"/>
@@ -2485,21 +2586,66 @@
         </w:r>
       </w:hyperlink>
       <w:r>
-        <w:t xml:space="preserve">; the safe-Pareto-improvement papers (Oesterheld-Conitzer;</w:t>
-      </w:r>
-      <w:r>
-        <w:t xml:space="preserve"> </w:t>
-      </w:r>
-      <w:hyperlink r:id="rId43">
+        <w:t xml:space="preserve">: the safety case for this material.</w:t>
+      </w:r>
+    </w:p>
+    <w:p>
+      <w:pPr>
+        <w:numPr>
+          <w:ilvl w:val="0"/>
+          <w:numId w:val="1009"/>
+        </w:numPr>
+        <w:pStyle w:val="Compact"/>
+      </w:pPr>
+      <w:hyperlink r:id="rId47">
         <w:r>
           <w:rPr>
             <w:rStyle w:val="Hyperlink"/>
           </w:rPr>
-          <w:t xml:space="preserve">DiGiovanni-Clifton-Macé</w:t>
+          <w:t xml:space="preserve">Individually incentivized safe Pareto improvements</w:t>
         </w:r>
       </w:hyperlink>
       <w:r>
-        <w:t xml:space="preserve">). Andrew Critch’s work on cooperative and uncooperative institution design is a good, pedagogically simple source for further exercises.</w:t>
+        <w:t xml:space="preserve"> </w:t>
+      </w:r>
+      <w:r>
+        <w:t xml:space="preserve">(DiGiovanni-Clifton-Macé): the state of the art on SPIs.</w:t>
+      </w:r>
+    </w:p>
+    <w:p>
+      <w:pPr>
+        <w:pStyle w:val="FirstParagraph"/>
+      </w:pPr>
+      <w:r>
+        <w:rPr>
+          <w:bCs/>
+          <w:b/>
+        </w:rPr>
+        <w:t xml:space="preserve">Frontier.</w:t>
+      </w:r>
+      <w:r>
+        <w:t xml:space="preserve"> </w:t>
+      </w:r>
+      <w:r>
+        <w:t xml:space="preserve">Logical updatelessness and logical time; UDT 2 and policy-selection fixes; bargaining and notions of fairness (the Nash bargaining solution and the</w:t>
+      </w:r>
+      <w:r>
+        <w:t xml:space="preserve"> </w:t>
+      </w:r>
+      <w:r>
+        <w:t xml:space="preserve">“</w:t>
+      </w:r>
+      <w:r>
+        <w:t xml:space="preserve">zoo</w:t>
+      </w:r>
+      <w:r>
+        <w:t xml:space="preserve">”</w:t>
+      </w:r>
+      <w:r>
+        <w:t xml:space="preserve"> </w:t>
+      </w:r>
+      <w:r>
+        <w:t xml:space="preserve">of coalitional structures); entanglement-free safe Pareto improvements; reflective oracles and program equilibrium as a single picture.</w:t>
       </w:r>
     </w:p>
     <w:p>
@@ -2511,36 +2657,86 @@
           <w:bCs/>
           <w:b/>
         </w:rPr>
-        <w:t xml:space="preserve">Frontier.</w:t>
-      </w:r>
-      <w:r>
-        <w:t xml:space="preserve"> </w:t>
-      </w:r>
-      <w:r>
-        <w:t xml:space="preserve">Logical updatelessness and logical time; UDT 2 and policy-selection fixes; bargaining and notions of fairness (the Nash bargaining solution and the</w:t>
-      </w:r>
-      <w:r>
-        <w:t xml:space="preserve"> </w:t>
-      </w:r>
-      <w:r>
-        <w:t xml:space="preserve">“</w:t>
-      </w:r>
-      <w:r>
-        <w:t xml:space="preserve">zoo</w:t>
-      </w:r>
-      <w:r>
-        <w:t xml:space="preserve">”</w:t>
-      </w:r>
-      <w:r>
-        <w:t xml:space="preserve"> </w:t>
-      </w:r>
-      <w:r>
-        <w:t xml:space="preserve">of coalitional structures); entanglement-free safe Pareto improvements; reflective oracles and program equilibrium as a single picture.</w:t>
-      </w:r>
-    </w:p>
-    <w:bookmarkEnd w:id="44"/>
-    <w:bookmarkEnd w:id="45"/>
-    <w:bookmarkStart w:id="53" w:name="teaching-guide"/>
+        <w:t xml:space="preserve">Engage.</w:t>
+      </w:r>
+      <w:r>
+        <w:t xml:space="preserve"> </w:t>
+      </w:r>
+      <w:r>
+        <w:t xml:space="preserve">The</w:t>
+      </w:r>
+      <w:r>
+        <w:t xml:space="preserve"> </w:t>
+      </w:r>
+      <w:hyperlink r:id="rId48">
+        <w:r>
+          <w:rPr>
+            <w:rStyle w:val="Hyperlink"/>
+          </w:rPr>
+          <w:t xml:space="preserve">Center on Long-Term Risk</w:t>
+        </w:r>
+      </w:hyperlink>
+      <w:r>
+        <w:t xml:space="preserve"> </w:t>
+      </w:r>
+      <w:r>
+        <w:t xml:space="preserve">runs fellowships and research on commitment races and safe Pareto improvements; the</w:t>
+      </w:r>
+      <w:r>
+        <w:t xml:space="preserve"> </w:t>
+      </w:r>
+      <w:hyperlink r:id="rId49">
+        <w:r>
+          <w:rPr>
+            <w:rStyle w:val="Hyperlink"/>
+          </w:rPr>
+          <w:t xml:space="preserve">Foundations of Cooperative AI Lab</w:t>
+        </w:r>
+      </w:hyperlink>
+      <w:r>
+        <w:t xml:space="preserve"> </w:t>
+      </w:r>
+      <w:r>
+        <w:t xml:space="preserve">at CMU (Conitzer and Oesterheld’s group) works directly on program equilibrium; the</w:t>
+      </w:r>
+      <w:r>
+        <w:t xml:space="preserve"> </w:t>
+      </w:r>
+      <w:hyperlink r:id="rId50">
+        <w:r>
+          <w:rPr>
+            <w:rStyle w:val="Hyperlink"/>
+          </w:rPr>
+          <w:t xml:space="preserve">Cooperative AI Foundation</w:t>
+        </w:r>
+      </w:hyperlink>
+      <w:r>
+        <w:t xml:space="preserve"> </w:t>
+      </w:r>
+      <w:r>
+        <w:t xml:space="preserve">runs a summer school and grants;</w:t>
+      </w:r>
+      <w:r>
+        <w:t xml:space="preserve"> </w:t>
+      </w:r>
+      <w:hyperlink r:id="rId51">
+        <w:r>
+          <w:rPr>
+            <w:rStyle w:val="Hyperlink"/>
+          </w:rPr>
+          <w:t xml:space="preserve">MATS</w:t>
+        </w:r>
+      </w:hyperlink>
+      <w:r>
+        <w:t xml:space="preserve"> </w:t>
+      </w:r>
+      <w:r>
+        <w:t xml:space="preserve">has agent-foundations streams covering this material.</w:t>
+      </w:r>
+    </w:p>
+    <w:bookmarkEnd w:id="52"/>
+    <w:bookmarkEnd w:id="53"/>
+    <w:bookmarkStart w:id="61" w:name="teaching-guide"/>
     <w:p>
       <w:pPr>
         <w:pStyle w:val="Heading1"/>
@@ -2554,10 +2750,10 @@
         <w:pStyle w:val="FirstParagraph"/>
       </w:pPr>
       <w:r>
-        <w:t xml:space="preserve">The day alternates lecture, reading-and-discussion, lecture, and a programming tournament. The tournament is the capstone, so introduce it early enough that students can think about bots through lunch.</w:t>
-      </w:r>
-    </w:p>
-    <w:bookmarkStart w:id="46" w:name="time-schedule"/>
+        <w:t xml:space="preserve">The day alternates lecture, reading-and-discussion, lecture, and a programming tournament. The tournament is the capstone; announce it at the end of the morning lecture so students can think about bots all day.</w:t>
+      </w:r>
+    </w:p>
+    <w:bookmarkStart w:id="54" w:name="time-schedule"/>
     <w:p>
       <w:pPr>
         <w:pStyle w:val="Heading2"/>
@@ -2570,72 +2766,111 @@
       <w:pPr>
         <w:numPr>
           <w:ilvl w:val="0"/>
-          <w:numId w:val="1008"/>
-        </w:numPr>
-        <w:pStyle w:val="Compact"/>
-      </w:pPr>
-      <w:r>
-        <w:t xml:space="preserve">10:00–11:00 Morning lecture (CDT/EDT to FDT to UDT).</w:t>
+          <w:numId w:val="1010"/>
+        </w:numPr>
+        <w:pStyle w:val="Compact"/>
+      </w:pPr>
+      <w:r>
+        <w:t xml:space="preserve">10:00–11:00 Morning lecture (CDT/EDT to FDT to UDT; final five minutes: announce the tournament, covering payoffs, the</w:t>
+      </w:r>
+      <w:r>
+        <w:t xml:space="preserve"> </w:t>
+      </w:r>
+      <w:r>
+        <w:rPr>
+          <w:rStyle w:val="VerbatimChar"/>
+        </w:rPr>
+        <w:t xml:space="preserve">Agent</w:t>
+      </w:r>
+      <w:r>
+        <w:t xml:space="preserve"> </w:t>
+      </w:r>
+      <w:r>
+        <w:t xml:space="preserve">API, and the bot brief).</w:t>
       </w:r>
     </w:p>
     <w:p>
       <w:pPr>
         <w:numPr>
           <w:ilvl w:val="0"/>
-          <w:numId w:val="1008"/>
-        </w:numPr>
-        <w:pStyle w:val="Compact"/>
-      </w:pPr>
-      <w:r>
-        <w:t xml:space="preserve">11:00–13:00 Reading and discussion (120 min; primary sources and the transparency prompt).</w:t>
+          <w:numId w:val="1010"/>
+        </w:numPr>
+        <w:pStyle w:val="Compact"/>
+      </w:pPr>
+      <w:r>
+        <w:t xml:space="preserve">11:00–11:15 Break.</w:t>
       </w:r>
     </w:p>
     <w:p>
       <w:pPr>
         <w:numPr>
           <w:ilvl w:val="0"/>
-          <w:numId w:val="1008"/>
-        </w:numPr>
-        <w:pStyle w:val="Compact"/>
-      </w:pPr>
-      <w:r>
-        <w:t xml:space="preserve">13:00–14:00 Lunch (announce the tournament and the bot brief here so students can mull it over).</w:t>
+          <w:numId w:val="1010"/>
+        </w:numPr>
+        <w:pStyle w:val="Compact"/>
+      </w:pPr>
+      <w:r>
+        <w:t xml:space="preserve">11:15–13:15 Reading and discussion (120 min; primary sources and the transparency prompt).</w:t>
       </w:r>
     </w:p>
     <w:p>
       <w:pPr>
         <w:numPr>
           <w:ilvl w:val="0"/>
-          <w:numId w:val="1008"/>
-        </w:numPr>
-        <w:pStyle w:val="Compact"/>
-      </w:pPr>
-      <w:r>
-        <w:t xml:space="preserve">14:00–15:00 Afternoon lecture (open-source game theory, commitment races, safe Pareto improvements).</w:t>
+          <w:numId w:val="1010"/>
+        </w:numPr>
+        <w:pStyle w:val="Compact"/>
+      </w:pPr>
+      <w:r>
+        <w:t xml:space="preserve">13:15–14:15 Lunch (students mull bot ideas).</w:t>
       </w:r>
     </w:p>
     <w:p>
       <w:pPr>
         <w:numPr>
           <w:ilvl w:val="0"/>
-          <w:numId w:val="1008"/>
-        </w:numPr>
-        <w:pStyle w:val="Compact"/>
-      </w:pPr>
-      <w:r>
-        <w:t xml:space="preserve">15:00–16:00 Open-source Prisoner’s Dilemma tournament (finalize bots, run, reveal leaderboard, debrief).</w:t>
+          <w:numId w:val="1010"/>
+        </w:numPr>
+        <w:pStyle w:val="Compact"/>
+      </w:pPr>
+      <w:r>
+        <w:t xml:space="preserve">14:15–15:15 Afternoon lecture (open-source game theory, commitment races, safe Pareto improvements).</w:t>
       </w:r>
     </w:p>
     <w:p>
       <w:pPr>
         <w:numPr>
           <w:ilvl w:val="0"/>
-          <w:numId w:val="1008"/>
-        </w:numPr>
-        <w:pStyle w:val="Compact"/>
-      </w:pPr>
-      <w:r>
-        <w:t xml:space="preserve">16:00–16:15 Daily checkpoint and feedback form.</w:t>
+          <w:numId w:val="1010"/>
+        </w:numPr>
+        <w:pStyle w:val="Compact"/>
+      </w:pPr>
+      <w:r>
+        <w:t xml:space="preserve">15:15–17:15 The tournament (finalize bots ~20 min, run ~20 min, leaderboard reveal and debrief for the rest; the debrief is where the decision-theoretic lessons land).</w:t>
+      </w:r>
+    </w:p>
+    <w:p>
+      <w:pPr>
+        <w:numPr>
+          <w:ilvl w:val="0"/>
+          <w:numId w:val="1010"/>
+        </w:numPr>
+        <w:pStyle w:val="Compact"/>
+      </w:pPr>
+      <w:r>
+        <w:t xml:space="preserve">17:15–17:45 Buffer (let the tournament debrief run over).</w:t>
+      </w:r>
+    </w:p>
+    <w:p>
+      <w:pPr>
+        <w:numPr>
+          <w:ilvl w:val="0"/>
+          <w:numId w:val="1010"/>
+        </w:numPr>
+        <w:pStyle w:val="Compact"/>
+      </w:pPr>
+      <w:r>
+        <w:t xml:space="preserve">17:45–18:00 Daily checkpoint and feedback form.</w:t>
       </w:r>
     </w:p>
     <w:p>
@@ -2643,11 +2878,11 @@
         <w:pStyle w:val="FirstParagraph"/>
       </w:pPr>
       <w:r>
-        <w:t xml:space="preserve">(Lecture plus discussion totals 3 hours in the morning; the afternoon is a 1-hour lecture and a 1-hour tournament. If the room writes bots quickly, spend the saved time on the tournament debrief, which is where the decision-theoretic lessons land.)</w:t>
-      </w:r>
-    </w:p>
-    <w:bookmarkEnd w:id="46"/>
-    <w:bookmarkStart w:id="47" w:name="required-materials"/>
+        <w:t xml:space="preserve">(Adjusted after the first teaching: the tournament had originally been announced at lunch and given a single hour, and the retrospective’s clearest lesson was that students needed the brief earlier and the tournament longer.)</w:t>
+      </w:r>
+    </w:p>
+    <w:bookmarkEnd w:id="54"/>
+    <w:bookmarkStart w:id="55" w:name="required-materials"/>
     <w:p>
       <w:pPr>
         <w:pStyle w:val="Heading2"/>
@@ -2660,7 +2895,7 @@
       <w:pPr>
         <w:numPr>
           <w:ilvl w:val="0"/>
-          <w:numId w:val="1009"/>
+          <w:numId w:val="1011"/>
         </w:numPr>
         <w:pStyle w:val="Compact"/>
       </w:pPr>
@@ -2672,7 +2907,7 @@
       <w:pPr>
         <w:numPr>
           <w:ilvl w:val="0"/>
-          <w:numId w:val="1009"/>
+          <w:numId w:val="1011"/>
         </w:numPr>
         <w:pStyle w:val="Compact"/>
       </w:pPr>
@@ -2692,14 +2927,14 @@
         <w:t xml:space="preserve"> </w:t>
       </w:r>
       <w:r>
-        <w:t xml:space="preserve">class, runs the round-robin, computes the fixed-point League A queries, and produces the leaderboard) and a machine to run it on.</w:t>
+        <w:t xml:space="preserve">class, runs the round-robin, computes the fixed-point League A queries, and produces the leaderboard) and a machine to run it on. The engine is not yet in the course repository; obtain it from Satya Benson (its author) before the day.</w:t>
       </w:r>
     </w:p>
     <w:p>
       <w:pPr>
         <w:numPr>
           <w:ilvl w:val="0"/>
-          <w:numId w:val="1009"/>
+          <w:numId w:val="1011"/>
         </w:numPr>
         <w:pStyle w:val="Compact"/>
       </w:pPr>
@@ -2711,7 +2946,7 @@
       <w:pPr>
         <w:numPr>
           <w:ilvl w:val="0"/>
-          <w:numId w:val="1009"/>
+          <w:numId w:val="1011"/>
         </w:numPr>
         <w:pStyle w:val="Compact"/>
       </w:pPr>
@@ -2723,7 +2958,7 @@
       <w:pPr>
         <w:numPr>
           <w:ilvl w:val="0"/>
-          <w:numId w:val="1009"/>
+          <w:numId w:val="1011"/>
         </w:numPr>
         <w:pStyle w:val="Compact"/>
       </w:pPr>
@@ -2735,7 +2970,7 @@
       <w:pPr>
         <w:numPr>
           <w:ilvl w:val="0"/>
-          <w:numId w:val="1009"/>
+          <w:numId w:val="1011"/>
         </w:numPr>
         <w:pStyle w:val="Compact"/>
       </w:pPr>
@@ -2743,8 +2978,8 @@
         <w:t xml:space="preserve">Whiteboard for the discussion block.</w:t>
       </w:r>
     </w:p>
-    <w:bookmarkEnd w:id="47"/>
-    <w:bookmarkStart w:id="48" w:name="morning-lecture-1"/>
+    <w:bookmarkEnd w:id="55"/>
+    <w:bookmarkStart w:id="56" w:name="morning-lecture-1"/>
     <w:p>
       <w:pPr>
         <w:pStyle w:val="Heading2"/>
@@ -2784,6 +3019,24 @@
           <w:bCs/>
           <w:b/>
         </w:rPr>
+        <w:t xml:space="preserve">TN (post-teaching):</w:t>
+      </w:r>
+      <w:r>
+        <w:t xml:space="preserve"> </w:t>
+      </w:r>
+      <w:r>
+        <w:t xml:space="preserve">students found the opening genuinely hard. Three framings helped in retrospect and should come first: (i) be upfront that the decision theories only disagree in narrow (but important) edge cases, and most of the time they all agree; (ii) a decision theory is the remaining free variable in how an agent acts once you have already fixed that it is an expected-utility maximizer with a given utility function; (iii) for a deterministic algorithm such as an LLM instance the exotic thought experiments become mundane: an LLM instance coordinating with other instances of itself is a twin prisoner’s dilemma, and clones and perfect predictors are simply ways of helping humans imagine what running the same algorithm twice is like.</w:t>
+      </w:r>
+    </w:p>
+    <w:p>
+      <w:pPr>
+        <w:pStyle w:val="BodyText"/>
+      </w:pPr>
+      <w:r>
+        <w:rPr>
+          <w:bCs/>
+          <w:b/>
+        </w:rPr>
         <w:t xml:space="preserve">TN,</w:t>
       </w:r>
       <w:r>
@@ -3145,8 +3398,8 @@
         <w:t xml:space="preserve">this table is the summary of the morning; return to it in the closing minute so it is the last thing the room sees.</w:t>
       </w:r>
     </w:p>
-    <w:bookmarkEnd w:id="48"/>
-    <w:bookmarkStart w:id="49" w:name="reading-and-discussion-1"/>
+    <w:bookmarkEnd w:id="56"/>
+    <w:bookmarkStart w:id="57" w:name="reading-and-discussion-1"/>
     <w:p>
       <w:pPr>
         <w:pStyle w:val="Heading2"/>
@@ -3160,7 +3413,7 @@
         <w:pStyle w:val="FirstParagraph"/>
       </w:pPr>
       <w:r>
-        <w:t xml:space="preserve">Run the discussion in small groups on the transparency prompt (in the Main content</w:t>
+        <w:t xml:space="preserve">Split the block roughly 60/45/15. First hour: silent reading; everyone reads the FDT paper chapters 1-3, and each group is assigned one of the four shorter posts to cover for the room (chapters 4-5 and the two supporting readings are optional background). Next 45 minutes: groups of 4-6 discuss the transparency prompt (in the Main content</w:t>
       </w:r>
       <w:r>
         <w:t xml:space="preserve"> </w:t>
@@ -3178,7 +3431,7 @@
         <w:t xml:space="preserve"> </w:t>
       </w:r>
       <w:r>
-        <w:t xml:space="preserve">section) after the readings.</w:t>
+        <w:t xml:space="preserve">section). Final 15 minutes: share-outs.</w:t>
       </w:r>
       <w:r>
         <w:t xml:space="preserve"> </w:t>
@@ -3197,8 +3450,8 @@
         <w:t xml:space="preserve">the prompt is deliberately the open-source-game-theory setting in disguise; do not resolve it, let groups discover that transparency enables both cooperation (you can verify the other will cooperate) and new conflict (you can verify a threat is real). Surface a few group answers, then carry the unresolved tension into the afternoon lecture. As on the Agent Foundations day, in a room where some students have read everything, have them help their group rediscover the point rather than announce it.</w:t>
       </w:r>
     </w:p>
-    <w:bookmarkEnd w:id="49"/>
-    <w:bookmarkStart w:id="50" w:name="afternoon-lecture-1"/>
+    <w:bookmarkEnd w:id="57"/>
+    <w:bookmarkStart w:id="58" w:name="afternoon-lecture-1"/>
     <w:p>
       <w:pPr>
         <w:pStyle w:val="Heading2"/>
@@ -3217,7 +3470,7 @@
       <w:r>
         <w:t xml:space="preserve"> </w:t>
       </w:r>
-      <w:hyperlink r:id="rId24">
+      <w:hyperlink r:id="rId25">
         <w:r>
           <w:rPr>
             <w:rStyle w:val="Hyperlink"/>
@@ -3362,7 +3615,7 @@
         <w:t xml:space="preserve"> </w:t>
       </w:r>
       <w:r>
-        <w:t xml:space="preserve">flag this as directly buildable: the epsilon-grounded bot is both a reference bot in the tournament and the easiest strong League A submission for students who feel stuck later.</w:t>
+        <w:t xml:space="preserve">flag this as directly buildable: the epsilon-grounded bot is the easiest strong League A submission for a student who feels stuck later (it is not among the seeded reference bots, so building it adds something genuinely new to the field).</w:t>
       </w:r>
     </w:p>
     <w:p>
@@ -3467,8 +3720,8 @@
         <w:t xml:space="preserve">the two Pareto-frontier diagrams carry the whole afternoon. On the first, the influencer picks the frontier point best for itself, which is what triggers the race; on the second, walk the point-A construction slowly, because the tightness of the Pareto Meet Minimum floor is read straight off the diagram.</w:t>
       </w:r>
     </w:p>
-    <w:bookmarkEnd w:id="50"/>
-    <w:bookmarkStart w:id="51" w:name="the-tournament-1"/>
+    <w:bookmarkEnd w:id="58"/>
+    <w:bookmarkStart w:id="59" w:name="the-tournament-1"/>
     <w:p>
       <w:pPr>
         <w:pStyle w:val="Heading2"/>
@@ -3482,12 +3735,12 @@
         <w:pStyle w:val="FirstParagraph"/>
       </w:pPr>
       <w:r>
-        <w:t xml:space="preserve">Announce the format and payoffs before lunch so students arrive with bot ideas (the</w:t>
-      </w:r>
-      <w:r>
-        <w:t xml:space="preserve"> </w:t>
-      </w:r>
-      <w:hyperlink r:id="rId26">
+        <w:t xml:space="preserve">Share the</w:t>
+      </w:r>
+      <w:r>
+        <w:t xml:space="preserve"> </w:t>
+      </w:r>
+      <w:hyperlink r:id="rId28">
         <w:r>
           <w:rPr>
             <w:rStyle w:val="Hyperlink"/>
@@ -3499,7 +3752,7 @@
         <w:t xml:space="preserve"> </w:t>
       </w:r>
       <w:r>
-        <w:t xml:space="preserve">has the full rules, the</w:t>
+        <w:t xml:space="preserve">(full rules, the</w:t>
       </w:r>
       <w:r>
         <w:t xml:space="preserve"> </w:t>
@@ -3514,7 +3767,7 @@
         <w:t xml:space="preserve"> </w:t>
       </w:r>
       <w:r>
-        <w:t xml:space="preserve">API, and the reference-bot list); collect submissions (Python, pseudocode, or English plus a one-paragraph rationale) at the start of the session and have the engine compile them.</w:t>
+        <w:t xml:space="preserve">API, the reference-bot list) at the start of the day, and walk the payoffs, the API, and the bot brief in the final five minutes of the morning lecture so students have the whole day to think. Collect submissions (one bot per league per student, League B optional; Python, pseudocode, or English plus a one-paragraph design rationale) via a shared form or document by 15:35, and have the TA compile them with the engine.</w:t>
       </w:r>
       <w:r>
         <w:t xml:space="preserve"> </w:t>
@@ -3580,7 +3833,7 @@
         <w:t xml:space="preserve"> </w:t>
       </w:r>
       <w:r>
-        <w:t xml:space="preserve">looks clever but fails to cooperate with non-identical cooperators; naive CooperateBot gets exploited. In League B, connect the winner’s robustness to the 2% noise (this is why GrimTrigger is fragile and generous strategies recover).</w:t>
+        <w:t xml:space="preserve">looks clever but fails to cooperate with non-identical cooperators; naive CooperateBot gets exploited. In League B, connect the winner’s robustness to the hidden match length and the stochastic bots in the field (GrimTrigger is fragile because a single defection from Random locks it into permanent punishment; generous strategies recover).</w:t>
       </w:r>
       <w:r>
         <w:t xml:space="preserve"> </w:t>
@@ -3596,7 +3849,25 @@
         <w:t xml:space="preserve"> </w:t>
       </w:r>
       <w:r>
-        <w:t xml:space="preserve">require the design rationale and grade on the decision-theoretic idea embodied, not the score, or students optimize the leaderboard and miss the point. The no-wishful-thinking default (cooperation must be</w:t>
+        <w:t xml:space="preserve">require the design rationale and grade on the decision-theoretic idea embodied, not the score, or students optimize the leaderboard and miss the point (the</w:t>
+      </w:r>
+      <w:r>
+        <w:t xml:space="preserve"> </w:t>
+      </w:r>
+      <w:r>
+        <w:t xml:space="preserve">“</w:t>
+      </w:r>
+      <w:r>
+        <w:t xml:space="preserve">grade</w:t>
+      </w:r>
+      <w:r>
+        <w:t xml:space="preserve">”</w:t>
+      </w:r>
+      <w:r>
+        <w:t xml:space="preserve"> </w:t>
+      </w:r>
+      <w:r>
+        <w:t xml:space="preserve">is verbal commentary in the debrief; there is no marked assessment). The no-wishful-thinking default (cooperation must be</w:t>
       </w:r>
       <w:r>
         <w:t xml:space="preserve"> </w:t>
@@ -3612,8 +3883,8 @@
         <w:t xml:space="preserve">, else defect) is itself a teachable instance of why self-reference needs grounding.</w:t>
       </w:r>
     </w:p>
-    <w:bookmarkEnd w:id="51"/>
-    <w:bookmarkStart w:id="52" w:name="daily-checkpoint-1"/>
+    <w:bookmarkEnd w:id="59"/>
+    <w:bookmarkStart w:id="60" w:name="daily-checkpoint-1"/>
     <w:p>
       <w:pPr>
         <w:pStyle w:val="Heading2"/>
@@ -3627,12 +3898,20 @@
         <w:pStyle w:val="FirstParagraph"/>
       </w:pPr>
       <w:r>
-        <w:t xml:space="preserve">Run the six-question checkpoint (above) as a quick individual quiz, then read out the answers, and close with the feedback form.</w:t>
-      </w:r>
-    </w:p>
-    <w:bookmarkEnd w:id="52"/>
-    <w:bookmarkEnd w:id="53"/>
-    <w:bookmarkStart w:id="54" w:name="notes-for-future-iterations"/>
+        <w:t xml:space="preserve">Run the live Jotform checkpoint; the six questions in Main content are the self-contained version to use if the form is unavailable. Read out the answers afterward, and close with the feedback form.</w:t>
+      </w:r>
+    </w:p>
+    <w:p>
+      <w:pPr>
+        <w:pStyle w:val="BodyText"/>
+      </w:pPr>
+      <w:r>
+        <w:t xml:space="preserve">Answer key for the in-document questions: 1(a), 2(c), 3(b), 4(d), 5(b), 6(c).</w:t>
+      </w:r>
+    </w:p>
+    <w:bookmarkEnd w:id="60"/>
+    <w:bookmarkEnd w:id="61"/>
+    <w:bookmarkStart w:id="62" w:name="notes-for-future-iterations"/>
     <w:p>
       <w:pPr>
         <w:pStyle w:val="Heading1"/>
@@ -3645,60 +3924,12 @@
       <w:pPr>
         <w:numPr>
           <w:ilvl w:val="0"/>
-          <w:numId w:val="1010"/>
+          <w:numId w:val="1012"/>
         </w:numPr>
         <w:pStyle w:val="Compact"/>
       </w:pPr>
       <w:r>
         <w:t xml:space="preserve">Tournament:</w:t>
-      </w:r>
-    </w:p>
-    <w:p>
-      <w:pPr>
-        <w:numPr>
-          <w:ilvl w:val="1"/>
-          <w:numId w:val="1011"/>
-        </w:numPr>
-        <w:pStyle w:val="Compact"/>
-      </w:pPr>
-      <w:r>
-        <w:t xml:space="preserve">Tournament was well-liked, but probably the tournament needed to be introduced earlier in the day so that students had more time to think.</w:t>
-      </w:r>
-    </w:p>
-    <w:p>
-      <w:pPr>
-        <w:numPr>
-          <w:ilvl w:val="0"/>
-          <w:numId w:val="1010"/>
-        </w:numPr>
-        <w:pStyle w:val="Compact"/>
-      </w:pPr>
-      <w:r>
-        <w:t xml:space="preserve">Checkpoint:</w:t>
-      </w:r>
-    </w:p>
-    <w:p>
-      <w:pPr>
-        <w:numPr>
-          <w:ilvl w:val="1"/>
-          <w:numId w:val="1012"/>
-        </w:numPr>
-        <w:pStyle w:val="Compact"/>
-      </w:pPr>
-      <w:r>
-        <w:t xml:space="preserve">Answers need to be randomized more.</w:t>
-      </w:r>
-    </w:p>
-    <w:p>
-      <w:pPr>
-        <w:numPr>
-          <w:ilvl w:val="0"/>
-          <w:numId w:val="1010"/>
-        </w:numPr>
-        <w:pStyle w:val="Compact"/>
-      </w:pPr>
-      <w:r>
-        <w:t xml:space="preserve">Notes about delivery:</w:t>
       </w:r>
     </w:p>
     <w:p>
@@ -3710,19 +3941,19 @@
         <w:pStyle w:val="Compact"/>
       </w:pPr>
       <w:r>
-        <w:t xml:space="preserve">Slides were too dense/heavy, with too much information in too small of a font</w:t>
+        <w:t xml:space="preserve">Tournament was well-liked, but probably the tournament needed to be introduced earlier in the day so that students had more time to think.</w:t>
       </w:r>
     </w:p>
     <w:p>
       <w:pPr>
         <w:numPr>
           <w:ilvl w:val="0"/>
-          <w:numId w:val="1010"/>
-        </w:numPr>
-        <w:pStyle w:val="Compact"/>
-      </w:pPr>
-      <w:r>
-        <w:t xml:space="preserve">Notes about content:</w:t>
+          <w:numId w:val="1012"/>
+        </w:numPr>
+        <w:pStyle w:val="Compact"/>
+      </w:pPr>
+      <w:r>
+        <w:t xml:space="preserve">Checkpoint:</w:t>
       </w:r>
     </w:p>
     <w:p>
@@ -3734,6 +3965,54 @@
         <w:pStyle w:val="Compact"/>
       </w:pPr>
       <w:r>
+        <w:t xml:space="preserve">Answers need to be randomized more.</w:t>
+      </w:r>
+    </w:p>
+    <w:p>
+      <w:pPr>
+        <w:numPr>
+          <w:ilvl w:val="0"/>
+          <w:numId w:val="1012"/>
+        </w:numPr>
+        <w:pStyle w:val="Compact"/>
+      </w:pPr>
+      <w:r>
+        <w:t xml:space="preserve">Notes about delivery:</w:t>
+      </w:r>
+    </w:p>
+    <w:p>
+      <w:pPr>
+        <w:numPr>
+          <w:ilvl w:val="1"/>
+          <w:numId w:val="1015"/>
+        </w:numPr>
+        <w:pStyle w:val="Compact"/>
+      </w:pPr>
+      <w:r>
+        <w:t xml:space="preserve">Slides were too dense/heavy, with too much information in too small of a font</w:t>
+      </w:r>
+    </w:p>
+    <w:p>
+      <w:pPr>
+        <w:numPr>
+          <w:ilvl w:val="0"/>
+          <w:numId w:val="1012"/>
+        </w:numPr>
+        <w:pStyle w:val="Compact"/>
+      </w:pPr>
+      <w:r>
+        <w:t xml:space="preserve">Notes about content:</w:t>
+      </w:r>
+    </w:p>
+    <w:p>
+      <w:pPr>
+        <w:numPr>
+          <w:ilvl w:val="1"/>
+          <w:numId w:val="1016"/>
+        </w:numPr>
+        <w:pStyle w:val="Compact"/>
+      </w:pPr>
+      <w:r>
         <w:t xml:space="preserve">Students found the decision theory introduction very difficult to understand. It seems important to be upfront about the fact that decision theories only disagree in certain narrow (but important) circumstances, and emphasize that with a deterministic algorithm like an LLM, it is easy to run these experiments (twin prisoner’s dilemma, Newcomb’s, smoking lesion, etc) and the (unbelievable) nature of the particular examples we give (e.g. clones or perfect predictors) is more of a mnemonic device or for helping humans imagine what it is like.</w:t>
       </w:r>
     </w:p>
@@ -3741,7 +4020,7 @@
       <w:pPr>
         <w:numPr>
           <w:ilvl w:val="1"/>
-          <w:numId w:val="1014"/>
+          <w:numId w:val="1016"/>
         </w:numPr>
         <w:pStyle w:val="Compact"/>
       </w:pPr>
@@ -3753,7 +4032,7 @@
       <w:pPr>
         <w:numPr>
           <w:ilvl w:val="1"/>
-          <w:numId w:val="1014"/>
+          <w:numId w:val="1016"/>
         </w:numPr>
         <w:pStyle w:val="Compact"/>
       </w:pPr>
@@ -3761,7 +4040,7 @@
         <w:t xml:space="preserve">Safe Pareto improvements talk is very well received (although still maybe not well enough motivated; participants still seemed receptive to being more convinced about the importance of SPI in one-on-ones.) Probably still needed a bit of motivation to explain why this counts as agent foundations work that is important for the future (perhaps a lecturer could make the argument that safe Pareto improvement is an illustration that agent foundations has the power to be useful even in a world where we don’t have AGI.)</w:t>
       </w:r>
     </w:p>
-    <w:bookmarkEnd w:id="54"/>
+    <w:bookmarkEnd w:id="62"/>
     <w:sectPr/>
   </w:body>
 </w:document>
@@ -4099,6 +4378,12 @@
     <w:abstractNumId w:val="991"/>
   </w:num>
   <w:num w:numId="1014">
+    <w:abstractNumId w:val="991"/>
+  </w:num>
+  <w:num w:numId="1015">
+    <w:abstractNumId w:val="991"/>
+  </w:num>
+  <w:num w:numId="1016">
     <w:abstractNumId w:val="991"/>
   </w:num>
 </w:numbering>
